--- a/spa/docx/45.content.docx
+++ b/spa/docx/45.content.docx
@@ -19,7 +19,7 @@
         <w:rPr>
           <w:lang w:val="es_ES" w:bidi="es_ES"/>
         </w:rPr>
-        <w:t>Resource: Notas de Estudio - Introducciones a los Libros (Tyndale)</w:t>
+        <w:t>Resource: Tyndale Open Study Notes</w:t>
       </w:r>
       <w:r>
         <w:rPr>
@@ -112,7 +112,7 @@
         <w:rPr>
           <w:lang w:val="es_ES" w:bidi="es_ES"/>
         </w:rPr>
-        <w:t>Notas de Estudio - Introducciones a los Libros (Tyndale)</w:t>
+        <w:t>Tyndale Open Study Notes</w:t>
       </w:r>
     </w:p>
     <w:p>

--- a/spa/docx/45.content.docx
+++ b/spa/docx/45.content.docx
@@ -19,7 +19,7 @@
         <w:rPr>
           <w:lang w:val="es_ES" w:bidi="es_ES"/>
         </w:rPr>
-        <w:t>Resource: Tyndale Open Study Notes</w:t>
+        <w:t>Resource: Aquifer Open Study Notes (Book Intros)</w:t>
       </w:r>
       <w:r>
         <w:rPr>
@@ -112,7 +112,7 @@
         <w:rPr>
           <w:lang w:val="es_ES" w:bidi="es_ES"/>
         </w:rPr>
-        <w:t>Tyndale Open Study Notes</w:t>
+        <w:t>Aquifer Open Study Notes (Book Intros)</w:t>
       </w:r>
     </w:p>
     <w:p>

--- a/spa/docx/45.content.docx
+++ b/spa/docx/45.content.docx
@@ -258,18 +258,12 @@
         </w:rPr>
         <w:t xml:space="preserve">No sabemos quién llevó por primera vez la Buena Nueva a Roma. Quizás fueron judíos romanos que se convirtieron cuando Dios derramó su Espíritu por primera vez en el día de Pentecostés (ver </w:t>
       </w:r>
-      <w:hyperlink r:id="rId13">
-        <w:r>
-          <w:rPr>
-            <w:lang w:val="es_ES" w:bidi="es_ES"/>
-          </w:rPr>
-          <w:rPr>
-            <w:color w:val="0000EE"/>
-            <w:u w:val="single"/>
-          </w:rPr>
-          <w:t>Hechos 2:10</w:t>
-        </w:r>
-      </w:hyperlink>
+      <w:r>
+        <w:rPr>
+          <w:lang w:val="es_ES" w:bidi="es_ES"/>
+        </w:rPr>
+        <w:t>Hechos 2:10</w:t>
+      </w:r>
       <w:r>
         <w:rPr>
           <w:lang w:val="es_ES" w:bidi="es_ES"/>
@@ -290,72 +284,48 @@
         </w:rPr>
         <w:t xml:space="preserve">En el año 49 d. C., el Emperador Claudio expulsó a todos los judíos de Roma, incluidos los judíos cristianos (ver </w:t>
       </w:r>
-      <w:hyperlink r:id="rId14">
-        <w:r>
-          <w:rPr>
-            <w:lang w:val="es_ES" w:bidi="es_ES"/>
-          </w:rPr>
-          <w:rPr>
-            <w:color w:val="0000EE"/>
-            <w:u w:val="single"/>
-          </w:rPr>
-          <w:t>Hechos 18:2</w:t>
-        </w:r>
-      </w:hyperlink>
+      <w:r>
+        <w:rPr>
+          <w:lang w:val="es_ES" w:bidi="es_ES"/>
+        </w:rPr>
+        <w:t>Hechos 18:2</w:t>
+      </w:r>
       <w:r>
         <w:rPr>
           <w:lang w:val="es_ES" w:bidi="es_ES"/>
         </w:rPr>
         <w:t>). Aunque Pablo nunca había visitado Roma (</w:t>
       </w:r>
-      <w:hyperlink r:id="rId15">
-        <w:r>
-          <w:rPr>
-            <w:lang w:val="es_ES" w:bidi="es_ES"/>
-          </w:rPr>
-          <w:rPr>
-            <w:color w:val="0000EE"/>
-            <w:u w:val="single"/>
-          </w:rPr>
-          <w:t>Ro 1:13</w:t>
-        </w:r>
-      </w:hyperlink>
+      <w:r>
+        <w:rPr>
+          <w:lang w:val="es_ES" w:bidi="es_ES"/>
+        </w:rPr>
+        <w:t>Ro 1:13</w:t>
+      </w:r>
       <w:r>
         <w:rPr>
           <w:lang w:val="es_ES" w:bidi="es_ES"/>
         </w:rPr>
         <w:t>), en sus viajes conoció a algunos de estos cristianos romanos, como Priscila y Aquila (</w:t>
       </w:r>
-      <w:hyperlink r:id="rId16">
-        <w:r>
-          <w:rPr>
-            <w:lang w:val="es_ES" w:bidi="es_ES"/>
-          </w:rPr>
-          <w:rPr>
-            <w:color w:val="0000EE"/>
-            <w:u w:val="single"/>
-          </w:rPr>
-          <w:t xml:space="preserve">Ro 16:3–4, </w:t>
-        </w:r>
-      </w:hyperlink>
+      <w:r>
+        <w:rPr>
+          <w:lang w:val="es_ES" w:bidi="es_ES"/>
+        </w:rPr>
+        <w:t xml:space="preserve">Ro 16:3–4, </w:t>
+      </w:r>
       <w:r>
         <w:rPr>
           <w:lang w:val="es_ES" w:bidi="es_ES"/>
         </w:rPr>
         <w:t xml:space="preserve">cp. </w:t>
       </w:r>
-      <w:hyperlink r:id="rId14">
-        <w:r>
-          <w:rPr>
-            <w:lang w:val="es_ES" w:bidi="es_ES"/>
-          </w:rPr>
-          <w:rPr>
-            <w:color w:val="0000EE"/>
-            <w:u w:val="single"/>
-          </w:rPr>
-          <w:t>Hechos 18:2</w:t>
-        </w:r>
-      </w:hyperlink>
+      <w:r>
+        <w:rPr>
+          <w:lang w:val="es_ES" w:bidi="es_ES"/>
+        </w:rPr>
+        <w:t>Hechos 18:2</w:t>
+      </w:r>
       <w:r>
         <w:rPr>
           <w:lang w:val="es_ES" w:bidi="es_ES"/>
@@ -376,18 +346,12 @@
         </w:rPr>
         <w:t xml:space="preserve">El decreto de Claudio finalmente caducó, así que para cuando Pablo escribió su carta a los Romanos, muchos cristianos judíos habían regresado a Roma. Sin embargo, en su ausencia, los cristianos gentiles habían asumido el liderazgo en la comunidad cristiana en Roma. Por lo tanto, cuando Pablo escribió a los cristianos romanos (probablemente alrededor del año 57 d. C.), la comunidad cristiana romana estaba dividida en dos facciones principales. Los cristianos gentiles ahora constituían el grupo mayoritario y, naturalmente, estaban menos preocupados por la continuidad con el Antiguo Testamento o con las demandas de la ley de Moisés que sus hermanos y hermanas judíos. Aparentemente, incluso miraban con desdén a los cristianos judíos (ver </w:t>
       </w:r>
-      <w:hyperlink r:id="rId17">
-        <w:r>
-          <w:rPr>
-            <w:lang w:val="es_ES" w:bidi="es_ES"/>
-          </w:rPr>
-          <w:rPr>
-            <w:color w:val="0000EE"/>
-            <w:u w:val="single"/>
-          </w:rPr>
-          <w:t>Ro 11:25</w:t>
-        </w:r>
-      </w:hyperlink>
+      <w:r>
+        <w:rPr>
+          <w:lang w:val="es_ES" w:bidi="es_ES"/>
+        </w:rPr>
+        <w:t>Ro 11:25</w:t>
+      </w:r>
       <w:r>
         <w:rPr>
           <w:lang w:val="es_ES" w:bidi="es_ES"/>
@@ -419,72 +383,48 @@
         </w:rPr>
         <w:t>En la introducción de la carta (</w:t>
       </w:r>
-      <w:hyperlink r:id="rId18">
-        <w:r>
-          <w:rPr>
-            <w:lang w:val="es_ES" w:bidi="es_ES"/>
-          </w:rPr>
-          <w:rPr>
-            <w:color w:val="0000EE"/>
-            <w:u w:val="single"/>
-          </w:rPr>
-          <w:t>1:1–17</w:t>
-        </w:r>
-      </w:hyperlink>
+      <w:r>
+        <w:rPr>
+          <w:lang w:val="es_ES" w:bidi="es_ES"/>
+        </w:rPr>
+        <w:t>1:1–17</w:t>
+      </w:r>
       <w:r>
         <w:rPr>
           <w:lang w:val="es_ES" w:bidi="es_ES"/>
         </w:rPr>
         <w:t>), Pablo se presenta a sí mismo y a sus lectores (</w:t>
       </w:r>
-      <w:hyperlink r:id="rId19">
-        <w:r>
-          <w:rPr>
-            <w:lang w:val="es_ES" w:bidi="es_ES"/>
-          </w:rPr>
-          <w:rPr>
-            <w:color w:val="0000EE"/>
-            <w:u w:val="single"/>
-          </w:rPr>
-          <w:t>1:1–7</w:t>
-        </w:r>
-      </w:hyperlink>
+      <w:r>
+        <w:rPr>
+          <w:lang w:val="es_ES" w:bidi="es_ES"/>
+        </w:rPr>
+        <w:t>1:1–7</w:t>
+      </w:r>
       <w:r>
         <w:rPr>
           <w:lang w:val="es_ES" w:bidi="es_ES"/>
         </w:rPr>
         <w:t>), expresa su agradecimiento por los cristianos romanos (</w:t>
       </w:r>
-      <w:hyperlink r:id="rId20">
-        <w:r>
-          <w:rPr>
-            <w:lang w:val="es_ES" w:bidi="es_ES"/>
-          </w:rPr>
-          <w:rPr>
-            <w:color w:val="0000EE"/>
-            <w:u w:val="single"/>
-          </w:rPr>
-          <w:t>1:8–15</w:t>
-        </w:r>
-      </w:hyperlink>
+      <w:r>
+        <w:rPr>
+          <w:lang w:val="es_ES" w:bidi="es_ES"/>
+        </w:rPr>
+        <w:t>1:8–15</w:t>
+      </w:r>
       <w:r>
         <w:rPr>
           <w:lang w:val="es_ES" w:bidi="es_ES"/>
         </w:rPr>
         <w:t>) e introduce el tema de la carta: las “Buenas Nuevas sobre Cristo” (</w:t>
       </w:r>
-      <w:hyperlink r:id="rId21">
-        <w:r>
-          <w:rPr>
-            <w:lang w:val="es_ES" w:bidi="es_ES"/>
-          </w:rPr>
-          <w:rPr>
-            <w:color w:val="0000EE"/>
-            <w:u w:val="single"/>
-          </w:rPr>
-          <w:t>1:16–17</w:t>
-        </w:r>
-      </w:hyperlink>
+      <w:r>
+        <w:rPr>
+          <w:lang w:val="es_ES" w:bidi="es_ES"/>
+        </w:rPr>
+        <w:t>1:16–17</w:t>
+      </w:r>
       <w:r>
         <w:rPr>
           <w:lang w:val="es_ES" w:bidi="es_ES"/>
@@ -505,54 +445,36 @@
         </w:rPr>
         <w:t>Antes de profundizar en esta Buena Nueva, Pablo presenta el oscuro trasfondo de la pecaminosidad humana universal que hace necesaria la Buena Nueva. Tanto los gentiles (</w:t>
       </w:r>
-      <w:hyperlink r:id="rId22">
-        <w:r>
-          <w:rPr>
-            <w:lang w:val="es_ES" w:bidi="es_ES"/>
-          </w:rPr>
-          <w:rPr>
-            <w:color w:val="0000EE"/>
-            <w:u w:val="single"/>
-          </w:rPr>
-          <w:t>1:18–32</w:t>
-        </w:r>
-      </w:hyperlink>
+      <w:r>
+        <w:rPr>
+          <w:lang w:val="es_ES" w:bidi="es_ES"/>
+        </w:rPr>
+        <w:t>1:18–32</w:t>
+      </w:r>
       <w:r>
         <w:rPr>
           <w:lang w:val="es_ES" w:bidi="es_ES"/>
         </w:rPr>
         <w:t>) como los judíos (</w:t>
       </w:r>
-      <w:hyperlink r:id="rId23">
-        <w:r>
-          <w:rPr>
-            <w:lang w:val="es_ES" w:bidi="es_ES"/>
-          </w:rPr>
-          <w:rPr>
-            <w:color w:val="0000EE"/>
-            <w:u w:val="single"/>
-          </w:rPr>
-          <w:t>2:1–3:8</w:t>
-        </w:r>
-      </w:hyperlink>
+      <w:r>
+        <w:rPr>
+          <w:lang w:val="es_ES" w:bidi="es_ES"/>
+        </w:rPr>
+        <w:t>2:1–3:8</w:t>
+      </w:r>
       <w:r>
         <w:rPr>
           <w:lang w:val="es_ES" w:bidi="es_ES"/>
         </w:rPr>
         <w:t>) se han apartado de la revelación de Dios sobre sí mismos. Todos están “bajo el poder del pecado” y no pueden ser justificados ante Dios por nada que hagan (</w:t>
       </w:r>
-      <w:hyperlink r:id="rId24">
-        <w:r>
-          <w:rPr>
-            <w:lang w:val="es_ES" w:bidi="es_ES"/>
-          </w:rPr>
-          <w:rPr>
-            <w:color w:val="0000EE"/>
-            <w:u w:val="single"/>
-          </w:rPr>
-          <w:t>3:9–20</w:t>
-        </w:r>
-      </w:hyperlink>
+      <w:r>
+        <w:rPr>
+          <w:lang w:val="es_ES" w:bidi="es_ES"/>
+        </w:rPr>
+        <w:t>3:9–20</w:t>
+      </w:r>
       <w:r>
         <w:rPr>
           <w:lang w:val="es_ES" w:bidi="es_ES"/>
@@ -573,72 +495,48 @@
         </w:rPr>
         <w:t>En esta situación desesperada llega la Buena Nueva, que revela una nueva "forma de ser justificados" ante Dios. Dios proporcionó esta nueva forma enviando a Jesús como sacrificio por el pecado, y todos los seres humanos pueden obtener los beneficios de ese sacrificio por fe (</w:t>
       </w:r>
-      <w:hyperlink r:id="rId25">
-        <w:r>
-          <w:rPr>
-            <w:lang w:val="es_ES" w:bidi="es_ES"/>
-          </w:rPr>
-          <w:rPr>
-            <w:color w:val="0000EE"/>
-            <w:u w:val="single"/>
-          </w:rPr>
-          <w:t>3:21–26</w:t>
-        </w:r>
-      </w:hyperlink>
+      <w:r>
+        <w:rPr>
+          <w:lang w:val="es_ES" w:bidi="es_ES"/>
+        </w:rPr>
+        <w:t>3:21–26</w:t>
+      </w:r>
       <w:r>
         <w:rPr>
           <w:lang w:val="es_ES" w:bidi="es_ES"/>
         </w:rPr>
         <w:t xml:space="preserve">). En </w:t>
       </w:r>
-      <w:hyperlink r:id="rId26">
-        <w:r>
-          <w:rPr>
-            <w:lang w:val="es_ES" w:bidi="es_ES"/>
-          </w:rPr>
-          <w:rPr>
-            <w:color w:val="0000EE"/>
-            <w:u w:val="single"/>
-          </w:rPr>
-          <w:t>3:27–4:25</w:t>
-        </w:r>
-      </w:hyperlink>
+      <w:r>
+        <w:rPr>
+          <w:lang w:val="es_ES" w:bidi="es_ES"/>
+        </w:rPr>
+        <w:t>3:27–4:25</w:t>
+      </w:r>
       <w:r>
         <w:rPr>
           <w:lang w:val="es_ES" w:bidi="es_ES"/>
         </w:rPr>
         <w:t>, Pablo destaca la naturaleza y centralidad de la fe. Muestra que la fe excluye la jactancia y permite tanto a judíos como a gentiles tener igual acceso a la gracia de Dios en Cristo (</w:t>
       </w:r>
-      <w:hyperlink r:id="rId27">
-        <w:r>
-          <w:rPr>
-            <w:lang w:val="es_ES" w:bidi="es_ES"/>
-          </w:rPr>
-          <w:rPr>
-            <w:color w:val="0000EE"/>
-            <w:u w:val="single"/>
-          </w:rPr>
-          <w:t>3:27–31</w:t>
-        </w:r>
-      </w:hyperlink>
+      <w:r>
+        <w:rPr>
+          <w:lang w:val="es_ES" w:bidi="es_ES"/>
+        </w:rPr>
+        <w:t>3:27–31</w:t>
+      </w:r>
       <w:r>
         <w:rPr>
           <w:lang w:val="es_ES" w:bidi="es_ES"/>
         </w:rPr>
         <w:t>). Desarrolla estos mismos puntos mediante la referencia a Abraham (</w:t>
       </w:r>
-      <w:hyperlink r:id="rId28">
-        <w:r>
-          <w:rPr>
-            <w:lang w:val="es_ES" w:bidi="es_ES"/>
-          </w:rPr>
-          <w:rPr>
-            <w:color w:val="0000EE"/>
-            <w:u w:val="single"/>
-          </w:rPr>
-          <w:t>4</w:t>
-        </w:r>
-      </w:hyperlink>
+      <w:r>
+        <w:rPr>
+          <w:lang w:val="es_ES" w:bidi="es_ES"/>
+        </w:rPr>
+        <w:t>4</w:t>
+      </w:r>
       <w:r>
         <w:rPr>
           <w:lang w:val="es_ES" w:bidi="es_ES"/>
@@ -659,126 +557,84 @@
         </w:rPr>
         <w:t>En los</w:t>
       </w:r>
-      <w:hyperlink r:id="rId29">
-        <w:r>
-          <w:rPr>
-            <w:lang w:val="es_ES" w:bidi="es_ES"/>
-          </w:rPr>
-          <w:rPr>
-            <w:color w:val="0000EE"/>
-            <w:u w:val="single"/>
-          </w:rPr>
-          <w:t xml:space="preserve"> caps. 5–8</w:t>
-        </w:r>
-      </w:hyperlink>
+      <w:r>
+        <w:rPr>
+          <w:lang w:val="es_ES" w:bidi="es_ES"/>
+        </w:rPr>
+        <w:t xml:space="preserve"> caps. 5–8</w:t>
+      </w:r>
       <w:r>
         <w:rPr>
           <w:lang w:val="es_ES" w:bidi="es_ES"/>
         </w:rPr>
         <w:t>, Pablo aborda la seguridad o certeza de la salvación. La certeza de que los creyentes compartirán la gloria de Dios (</w:t>
       </w:r>
-      <w:hyperlink r:id="rId30">
-        <w:r>
-          <w:rPr>
-            <w:lang w:val="es_ES" w:bidi="es_ES"/>
-          </w:rPr>
-          <w:rPr>
-            <w:color w:val="0000EE"/>
-            <w:u w:val="single"/>
-          </w:rPr>
-          <w:t>5:1–11</w:t>
-        </w:r>
-      </w:hyperlink>
+      <w:r>
+        <w:rPr>
+          <w:lang w:val="es_ES" w:bidi="es_ES"/>
+        </w:rPr>
+        <w:t>5:1–11</w:t>
+      </w:r>
       <w:r>
         <w:rPr>
           <w:lang w:val="es_ES" w:bidi="es_ES"/>
         </w:rPr>
         <w:t>) se fundamenta en cómo Jesucristo no solo revirtió, sino que superó los terribles efectos del pecado de Adán (</w:t>
       </w:r>
-      <w:hyperlink r:id="rId31">
-        <w:r>
-          <w:rPr>
-            <w:lang w:val="es_ES" w:bidi="es_ES"/>
-          </w:rPr>
-          <w:rPr>
-            <w:color w:val="0000EE"/>
-            <w:u w:val="single"/>
-          </w:rPr>
-          <w:t>5:12–21</w:t>
-        </w:r>
-      </w:hyperlink>
+      <w:r>
+        <w:rPr>
+          <w:lang w:val="es_ES" w:bidi="es_ES"/>
+        </w:rPr>
+        <w:t>5:12–21</w:t>
+      </w:r>
       <w:r>
         <w:rPr>
           <w:lang w:val="es_ES" w:bidi="es_ES"/>
         </w:rPr>
         <w:t>). Ni el pecado (</w:t>
       </w:r>
-      <w:hyperlink r:id="rId32">
-        <w:r>
-          <w:rPr>
-            <w:lang w:val="es_ES" w:bidi="es_ES"/>
-          </w:rPr>
-          <w:rPr>
-            <w:color w:val="0000EE"/>
-            <w:u w:val="single"/>
-          </w:rPr>
-          <w:t>cap. 6</w:t>
-        </w:r>
-      </w:hyperlink>
+      <w:r>
+        <w:rPr>
+          <w:lang w:val="es_ES" w:bidi="es_ES"/>
+        </w:rPr>
+        <w:t>cap. 6</w:t>
+      </w:r>
       <w:r>
         <w:rPr>
           <w:lang w:val="es_ES" w:bidi="es_ES"/>
         </w:rPr>
         <w:t>) ni la ley (</w:t>
       </w:r>
-      <w:hyperlink r:id="rId33">
-        <w:r>
-          <w:rPr>
-            <w:lang w:val="es_ES" w:bidi="es_ES"/>
-          </w:rPr>
-          <w:rPr>
-            <w:color w:val="0000EE"/>
-            <w:u w:val="single"/>
-          </w:rPr>
-          <w:t>cap. 7</w:t>
-        </w:r>
-      </w:hyperlink>
+      <w:r>
+        <w:rPr>
+          <w:lang w:val="es_ES" w:bidi="es_ES"/>
+        </w:rPr>
+        <w:t>cap. 7</w:t>
+      </w:r>
       <w:r>
         <w:rPr>
           <w:lang w:val="es_ES" w:bidi="es_ES"/>
         </w:rPr>
         <w:t>) pueden impedir que Dios cumpla sus propósitos para el creyente. El Espíritu libera a los creyentes de la muerte (</w:t>
       </w:r>
-      <w:hyperlink r:id="rId34">
-        <w:r>
-          <w:rPr>
-            <w:lang w:val="es_ES" w:bidi="es_ES"/>
-          </w:rPr>
-          <w:rPr>
-            <w:color w:val="0000EE"/>
-            <w:u w:val="single"/>
-          </w:rPr>
-          <w:t>8:1–17</w:t>
-        </w:r>
-      </w:hyperlink>
+      <w:r>
+        <w:rPr>
+          <w:lang w:val="es_ES" w:bidi="es_ES"/>
+        </w:rPr>
+        <w:t>8:1–17</w:t>
+      </w:r>
       <w:r>
         <w:rPr>
           <w:lang w:val="es_ES" w:bidi="es_ES"/>
         </w:rPr>
         <w:t>) y les asegura que los sufrimientos de esta vida no les impedirán alcanzar la gloria a la que Dios los ha destinado (</w:t>
       </w:r>
-      <w:hyperlink r:id="rId35">
-        <w:r>
-          <w:rPr>
-            <w:lang w:val="es_ES" w:bidi="es_ES"/>
-          </w:rPr>
-          <w:rPr>
-            <w:color w:val="0000EE"/>
-            <w:u w:val="single"/>
-          </w:rPr>
-          <w:t>8:18–39</w:t>
-        </w:r>
-      </w:hyperlink>
+      <w:r>
+        <w:rPr>
+          <w:lang w:val="es_ES" w:bidi="es_ES"/>
+        </w:rPr>
+        <w:t>8:18–39</w:t>
+      </w:r>
       <w:r>
         <w:rPr>
           <w:lang w:val="es_ES" w:bidi="es_ES"/>
@@ -799,108 +655,72 @@
         </w:rPr>
         <w:t>La Buena Nueva solo puede ser verdaderamente una "buena noticia" si el mensaje de Cristo está en continuidad con las promesas de Dios en el Antiguo Testamento. Pero la incredulidad de tantos judíos podría parecer una muestra de que las promesas de Dios a Israel no se están cumpliendo (</w:t>
       </w:r>
-      <w:hyperlink r:id="rId36">
-        <w:r>
-          <w:rPr>
-            <w:lang w:val="es_ES" w:bidi="es_ES"/>
-          </w:rPr>
-          <w:rPr>
-            <w:color w:val="0000EE"/>
-            <w:u w:val="single"/>
-          </w:rPr>
-          <w:t>9:1–5</w:t>
-        </w:r>
-      </w:hyperlink>
+      <w:r>
+        <w:rPr>
+          <w:lang w:val="es_ES" w:bidi="es_ES"/>
+        </w:rPr>
+        <w:t>9:1–5</w:t>
+      </w:r>
       <w:r>
         <w:rPr>
           <w:lang w:val="es_ES" w:bidi="es_ES"/>
         </w:rPr>
         <w:t xml:space="preserve">). Por lo tanto, en </w:t>
       </w:r>
-      <w:hyperlink r:id="rId37">
-        <w:r>
-          <w:rPr>
-            <w:lang w:val="es_ES" w:bidi="es_ES"/>
-          </w:rPr>
-          <w:rPr>
-            <w:color w:val="0000EE"/>
-            <w:u w:val="single"/>
-          </w:rPr>
-          <w:t>caps. 9–11</w:t>
-        </w:r>
-      </w:hyperlink>
+      <w:r>
+        <w:rPr>
+          <w:lang w:val="es_ES" w:bidi="es_ES"/>
+        </w:rPr>
+        <w:t>caps. 9–11</w:t>
+      </w:r>
       <w:r>
         <w:rPr>
           <w:lang w:val="es_ES" w:bidi="es_ES"/>
         </w:rPr>
         <w:t>, Pablo demuestra que Dios está siendo fiel a sus promesas. Dios nunca prometió salvación a todos los judíos, sino solo a un remanente (</w:t>
       </w:r>
-      <w:hyperlink r:id="rId38">
-        <w:r>
-          <w:rPr>
-            <w:lang w:val="es_ES" w:bidi="es_ES"/>
-          </w:rPr>
-          <w:rPr>
-            <w:color w:val="0000EE"/>
-            <w:u w:val="single"/>
-          </w:rPr>
-          <w:t>9:6–29</w:t>
-        </w:r>
-      </w:hyperlink>
+      <w:r>
+        <w:rPr>
+          <w:lang w:val="es_ES" w:bidi="es_ES"/>
+        </w:rPr>
+        <w:t>9:6–29</w:t>
+      </w:r>
       <w:r>
         <w:rPr>
           <w:lang w:val="es_ES" w:bidi="es_ES"/>
         </w:rPr>
         <w:t>). Los propios judíos son responsables de su situación porque se niegan a reconocer el cumplimiento de las promesas de Dios en Cristo (</w:t>
       </w:r>
-      <w:hyperlink r:id="rId39">
-        <w:r>
-          <w:rPr>
-            <w:lang w:val="es_ES" w:bidi="es_ES"/>
-          </w:rPr>
-          <w:rPr>
-            <w:color w:val="0000EE"/>
-            <w:u w:val="single"/>
-          </w:rPr>
-          <w:t>9:30–10:21</w:t>
-        </w:r>
-      </w:hyperlink>
+      <w:r>
+        <w:rPr>
+          <w:lang w:val="es_ES" w:bidi="es_ES"/>
+        </w:rPr>
+        <w:t>9:30–10:21</w:t>
+      </w:r>
       <w:r>
         <w:rPr>
           <w:lang w:val="es_ES" w:bidi="es_ES"/>
         </w:rPr>
         <w:t>). No obstante, Dios está preservando fielmente un remanente de creyentes judíos (</w:t>
       </w:r>
-      <w:hyperlink r:id="rId40">
-        <w:r>
-          <w:rPr>
-            <w:lang w:val="es_ES" w:bidi="es_ES"/>
-          </w:rPr>
-          <w:rPr>
-            <w:color w:val="0000EE"/>
-            <w:u w:val="single"/>
-          </w:rPr>
-          <w:t>11:1–10</w:t>
-        </w:r>
-      </w:hyperlink>
+      <w:r>
+        <w:rPr>
+          <w:lang w:val="es_ES" w:bidi="es_ES"/>
+        </w:rPr>
+        <w:t>11:1–10</w:t>
+      </w:r>
       <w:r>
         <w:rPr>
           <w:lang w:val="es_ES" w:bidi="es_ES"/>
         </w:rPr>
         <w:t>), y Dios aún tiene más por lograr para su pueblo Israel (</w:t>
       </w:r>
-      <w:hyperlink r:id="rId41">
-        <w:r>
-          <w:rPr>
-            <w:lang w:val="es_ES" w:bidi="es_ES"/>
-          </w:rPr>
-          <w:rPr>
-            <w:color w:val="0000EE"/>
-            <w:u w:val="single"/>
-          </w:rPr>
-          <w:t>11:11–36</w:t>
-        </w:r>
-      </w:hyperlink>
+      <w:r>
+        <w:rPr>
+          <w:lang w:val="es_ES" w:bidi="es_ES"/>
+        </w:rPr>
+        <w:t>11:11–36</w:t>
+      </w:r>
       <w:r>
         <w:rPr>
           <w:lang w:val="es_ES" w:bidi="es_ES"/>
@@ -921,126 +741,84 @@
         </w:rPr>
         <w:t xml:space="preserve">Las Buenas Nuevas salvan a las personas de la pena del pecado y también transforman sus vidas. En </w:t>
       </w:r>
-      <w:hyperlink r:id="rId42">
-        <w:r>
-          <w:rPr>
-            <w:lang w:val="es_ES" w:bidi="es_ES"/>
-          </w:rPr>
-          <w:rPr>
-            <w:color w:val="0000EE"/>
-            <w:u w:val="single"/>
-          </w:rPr>
-          <w:t>12:1–15:13</w:t>
-        </w:r>
-      </w:hyperlink>
+      <w:r>
+        <w:rPr>
+          <w:lang w:val="es_ES" w:bidi="es_ES"/>
+        </w:rPr>
+        <w:t>12:1–15:13</w:t>
+      </w:r>
       <w:r>
         <w:rPr>
           <w:lang w:val="es_ES" w:bidi="es_ES"/>
         </w:rPr>
         <w:t>, Pablo enfoca su atención en el poder transformador de las Buenas Nuevas. Esta transformación requiere una manera completamente nueva de pensar y vivir (</w:t>
       </w:r>
-      <w:hyperlink r:id="rId43">
-        <w:r>
-          <w:rPr>
-            <w:lang w:val="es_ES" w:bidi="es_ES"/>
-          </w:rPr>
-          <w:rPr>
-            <w:color w:val="0000EE"/>
-            <w:u w:val="single"/>
-          </w:rPr>
-          <w:t>12:1–2</w:t>
-        </w:r>
-      </w:hyperlink>
+      <w:r>
+        <w:rPr>
+          <w:lang w:val="es_ES" w:bidi="es_ES"/>
+        </w:rPr>
+        <w:t>12:1–2</w:t>
+      </w:r>
       <w:r>
         <w:rPr>
           <w:lang w:val="es_ES" w:bidi="es_ES"/>
         </w:rPr>
         <w:t>). La vida transformada se manifestará en la armonía comunitaria (</w:t>
       </w:r>
-      <w:hyperlink r:id="rId44">
-        <w:r>
-          <w:rPr>
-            <w:lang w:val="es_ES" w:bidi="es_ES"/>
-          </w:rPr>
-          <w:rPr>
-            <w:color w:val="0000EE"/>
-            <w:u w:val="single"/>
-          </w:rPr>
-          <w:t>12:3–8</w:t>
-        </w:r>
-      </w:hyperlink>
+      <w:r>
+        <w:rPr>
+          <w:lang w:val="es_ES" w:bidi="es_ES"/>
+        </w:rPr>
+        <w:t>12:3–8</w:t>
+      </w:r>
       <w:r>
         <w:rPr>
           <w:lang w:val="es_ES" w:bidi="es_ES"/>
         </w:rPr>
         <w:t>), demostraciones de amor (</w:t>
       </w:r>
-      <w:hyperlink r:id="rId45">
-        <w:r>
-          <w:rPr>
-            <w:lang w:val="es_ES" w:bidi="es_ES"/>
-          </w:rPr>
-          <w:rPr>
-            <w:color w:val="0000EE"/>
-            <w:u w:val="single"/>
-          </w:rPr>
-          <w:t>12:9–21,</w:t>
-        </w:r>
-      </w:hyperlink>
+      <w:r>
+        <w:rPr>
+          <w:lang w:val="es_ES" w:bidi="es_ES"/>
+        </w:rPr>
+        <w:t>12:9–21,</w:t>
+      </w:r>
       <w:r>
         <w:rPr>
           <w:lang w:val="es_ES" w:bidi="es_ES"/>
         </w:rPr>
         <w:t xml:space="preserve"> cp. </w:t>
       </w:r>
-      <w:hyperlink r:id="rId46">
-        <w:r>
-          <w:rPr>
-            <w:lang w:val="es_ES" w:bidi="es_ES"/>
-          </w:rPr>
-          <w:rPr>
-            <w:color w:val="0000EE"/>
-            <w:u w:val="single"/>
-          </w:rPr>
-          <w:t>13:8–10</w:t>
-        </w:r>
-      </w:hyperlink>
+      <w:r>
+        <w:rPr>
+          <w:lang w:val="es_ES" w:bidi="es_ES"/>
+        </w:rPr>
+        <w:t>13:8–10</w:t>
+      </w:r>
       <w:r>
         <w:rPr>
           <w:lang w:val="es_ES" w:bidi="es_ES"/>
         </w:rPr>
         <w:t>), y sumisión a las autoridades gubernamentales (</w:t>
       </w:r>
-      <w:hyperlink r:id="rId47">
-        <w:r>
-          <w:rPr>
-            <w:lang w:val="es_ES" w:bidi="es_ES"/>
-          </w:rPr>
-          <w:rPr>
-            <w:color w:val="0000EE"/>
-            <w:u w:val="single"/>
-          </w:rPr>
-          <w:t>13:1–7</w:t>
-        </w:r>
-      </w:hyperlink>
+      <w:r>
+        <w:rPr>
+          <w:lang w:val="es_ES" w:bidi="es_ES"/>
+        </w:rPr>
+        <w:t>13:1–7</w:t>
+      </w:r>
       <w:r>
         <w:rPr>
           <w:lang w:val="es_ES" w:bidi="es_ES"/>
         </w:rPr>
         <w:t>). La vida transformada obtiene su poder del trabajo que Dios ya ha realizado y encuentra su urgencia en el trabajo que aún queda por hacer (</w:t>
       </w:r>
-      <w:hyperlink r:id="rId48">
-        <w:r>
-          <w:rPr>
-            <w:lang w:val="es_ES" w:bidi="es_ES"/>
-          </w:rPr>
-          <w:rPr>
-            <w:color w:val="0000EE"/>
-            <w:u w:val="single"/>
-          </w:rPr>
-          <w:t>13:11–14</w:t>
-        </w:r>
-      </w:hyperlink>
+      <w:r>
+        <w:rPr>
+          <w:lang w:val="es_ES" w:bidi="es_ES"/>
+        </w:rPr>
+        <w:t>13:11–14</w:t>
+      </w:r>
       <w:r>
         <w:rPr>
           <w:lang w:val="es_ES" w:bidi="es_ES"/>
@@ -1061,18 +839,12 @@
         </w:rPr>
         <w:t xml:space="preserve">En </w:t>
       </w:r>
-      <w:hyperlink r:id="rId49">
-        <w:r>
-          <w:rPr>
-            <w:lang w:val="es_ES" w:bidi="es_ES"/>
-          </w:rPr>
-          <w:rPr>
-            <w:color w:val="0000EE"/>
-            <w:u w:val="single"/>
-          </w:rPr>
-          <w:t>14:1–15:13</w:t>
-        </w:r>
-      </w:hyperlink>
+      <w:r>
+        <w:rPr>
+          <w:lang w:val="es_ES" w:bidi="es_ES"/>
+        </w:rPr>
+        <w:t>14:1–15:13</w:t>
+      </w:r>
       <w:r>
         <w:rPr>
           <w:lang w:val="es_ES" w:bidi="es_ES"/>
@@ -1093,54 +865,36 @@
         </w:rPr>
         <w:t>El formato de la carta a los romanos reaparece al final, donde Pablo aborda su ministerio y planes de viaje (</w:t>
       </w:r>
-      <w:hyperlink r:id="rId50">
-        <w:r>
-          <w:rPr>
-            <w:lang w:val="es_ES" w:bidi="es_ES"/>
-          </w:rPr>
-          <w:rPr>
-            <w:color w:val="0000EE"/>
-            <w:u w:val="single"/>
-          </w:rPr>
-          <w:t>15:14–33</w:t>
-        </w:r>
-      </w:hyperlink>
+      <w:r>
+        <w:rPr>
+          <w:lang w:val="es_ES" w:bidi="es_ES"/>
+        </w:rPr>
+        <w:t>15:14–33</w:t>
+      </w:r>
       <w:r>
         <w:rPr>
           <w:lang w:val="es_ES" w:bidi="es_ES"/>
         </w:rPr>
         <w:t>), saluda y elogia a compañeros de trabajo y otros cristianos (</w:t>
       </w:r>
-      <w:hyperlink r:id="rId51">
-        <w:r>
-          <w:rPr>
-            <w:lang w:val="es_ES" w:bidi="es_ES"/>
-          </w:rPr>
-          <w:rPr>
-            <w:color w:val="0000EE"/>
-            <w:u w:val="single"/>
-          </w:rPr>
-          <w:t>16:1–16</w:t>
-        </w:r>
-      </w:hyperlink>
+      <w:r>
+        <w:rPr>
+          <w:lang w:val="es_ES" w:bidi="es_ES"/>
+        </w:rPr>
+        <w:t>16:1–16</w:t>
+      </w:r>
       <w:r>
         <w:rPr>
           <w:lang w:val="es_ES" w:bidi="es_ES"/>
         </w:rPr>
         <w:t>), y concluye con más referencias a compañeros de trabajo, una advertencia final y una doxología (</w:t>
       </w:r>
-      <w:hyperlink r:id="rId52">
-        <w:r>
-          <w:rPr>
-            <w:lang w:val="es_ES" w:bidi="es_ES"/>
-          </w:rPr>
-          <w:rPr>
-            <w:color w:val="0000EE"/>
-            <w:u w:val="single"/>
-          </w:rPr>
-          <w:t>16:17–27</w:t>
-        </w:r>
-      </w:hyperlink>
+      <w:r>
+        <w:rPr>
+          <w:lang w:val="es_ES" w:bidi="es_ES"/>
+        </w:rPr>
+        <w:t>16:17–27</w:t>
+      </w:r>
       <w:r>
         <w:rPr>
           <w:lang w:val="es_ES" w:bidi="es_ES"/>
@@ -1172,36 +926,24 @@
         </w:rPr>
         <w:t>Pablo probablemente escribió Romanos durante una estancia de tres meses en Corinto, cerca del final de su tercer viaje misionero (</w:t>
       </w:r>
-      <w:hyperlink r:id="rId53">
-        <w:r>
-          <w:rPr>
-            <w:lang w:val="es_ES" w:bidi="es_ES"/>
-          </w:rPr>
-          <w:rPr>
-            <w:color w:val="0000EE"/>
-            <w:u w:val="single"/>
-          </w:rPr>
-          <w:t>Hechos 20:2–3</w:t>
-        </w:r>
-      </w:hyperlink>
+      <w:r>
+        <w:rPr>
+          <w:lang w:val="es_ES" w:bidi="es_ES"/>
+        </w:rPr>
+        <w:t>Hechos 20:2–3</w:t>
+      </w:r>
       <w:r>
         <w:rPr>
           <w:lang w:val="es_ES" w:bidi="es_ES"/>
         </w:rPr>
         <w:t xml:space="preserve">), alrededor del año 57 d. C. La referencia a Cencrea en </w:t>
       </w:r>
-      <w:hyperlink r:id="rId54">
-        <w:r>
-          <w:rPr>
-            <w:lang w:val="es_ES" w:bidi="es_ES"/>
-          </w:rPr>
-          <w:rPr>
-            <w:color w:val="0000EE"/>
-            <w:u w:val="single"/>
-          </w:rPr>
-          <w:t xml:space="preserve">Romanos 16:1, </w:t>
-        </w:r>
-      </w:hyperlink>
+      <w:r>
+        <w:rPr>
+          <w:lang w:val="es_ES" w:bidi="es_ES"/>
+        </w:rPr>
+        <w:t xml:space="preserve">Romanos 16:1, </w:t>
+      </w:r>
       <w:r>
         <w:rPr>
           <w:lang w:val="es_ES" w:bidi="es_ES"/>
@@ -1222,180 +964,120 @@
         </w:rPr>
         <w:t>Podemos entender la situación general en la que se escribió Romanos al revisar las referencias de Pablo a su ministerio anterior y sus planes de viaje futuros (</w:t>
       </w:r>
-      <w:hyperlink r:id="rId50">
-        <w:r>
-          <w:rPr>
-            <w:lang w:val="es_ES" w:bidi="es_ES"/>
-          </w:rPr>
-          <w:rPr>
-            <w:color w:val="0000EE"/>
-            <w:u w:val="single"/>
-          </w:rPr>
-          <w:t>15:14–33</w:t>
-        </w:r>
-      </w:hyperlink>
+      <w:r>
+        <w:rPr>
+          <w:lang w:val="es_ES" w:bidi="es_ES"/>
+        </w:rPr>
+        <w:t>15:14–33</w:t>
+      </w:r>
       <w:r>
         <w:rPr>
           <w:lang w:val="es_ES" w:bidi="es_ES"/>
         </w:rPr>
         <w:t>). Cuatro referencias geográficas proporcionan el contexto: (1) Mirando hacia atrás, Pablo afirmó que había “proclamado plenamente las Buenas Nuevas de Cristo desde Jerusalén hasta Ilírico” (</w:t>
       </w:r>
-      <w:hyperlink r:id="rId55">
-        <w:r>
-          <w:rPr>
-            <w:lang w:val="es_ES" w:bidi="es_ES"/>
-          </w:rPr>
-          <w:rPr>
-            <w:color w:val="0000EE"/>
-            <w:u w:val="single"/>
-          </w:rPr>
-          <w:t>15:19</w:t>
-        </w:r>
-      </w:hyperlink>
+      <w:r>
+        <w:rPr>
+          <w:lang w:val="es_ES" w:bidi="es_ES"/>
+        </w:rPr>
+        <w:t>15:19</w:t>
+      </w:r>
       <w:r>
         <w:rPr>
           <w:lang w:val="es_ES" w:bidi="es_ES"/>
         </w:rPr>
         <w:t>). Ilírico era una provincia romana que abarcaba aproximadamente el área de la actual Serbia y Croacia. Pablo indicó que había establecido iglesias en ciudades importantes desde Jerusalén, pasando por Asia Menor, y en Macedonia y Grecia. Este fue el territorio que Pablo y sus compañeros cubrieron en los tres grandes viajes misioneros registrados en Hechos. (2) El destino intermedio de Pablo era Jerusalén, donde planeaba entregar una “ofrenda a los creyentes” (</w:t>
       </w:r>
-      <w:hyperlink r:id="rId56">
-        <w:r>
-          <w:rPr>
-            <w:lang w:val="es_ES" w:bidi="es_ES"/>
-          </w:rPr>
-          <w:rPr>
-            <w:color w:val="0000EE"/>
-            <w:u w:val="single"/>
-          </w:rPr>
-          <w:t>15:25</w:t>
-        </w:r>
-      </w:hyperlink>
+      <w:r>
+        <w:rPr>
+          <w:lang w:val="es_ES" w:bidi="es_ES"/>
+        </w:rPr>
+        <w:t>15:25</w:t>
+      </w:r>
       <w:r>
         <w:rPr>
           <w:lang w:val="es_ES" w:bidi="es_ES"/>
         </w:rPr>
         <w:t>). Esta ofrenda era dinero que Pablo había estado recolectando de las iglesias gentiles que había fundado para ayudar a la iglesia en Jerusalén (</w:t>
       </w:r>
-      <w:hyperlink r:id="rId57">
-        <w:r>
-          <w:rPr>
-            <w:lang w:val="es_ES" w:bidi="es_ES"/>
-          </w:rPr>
-          <w:rPr>
-            <w:color w:val="0000EE"/>
-            <w:u w:val="single"/>
-          </w:rPr>
-          <w:t>15:26,</w:t>
-        </w:r>
-      </w:hyperlink>
+      <w:r>
+        <w:rPr>
+          <w:lang w:val="es_ES" w:bidi="es_ES"/>
+        </w:rPr>
+        <w:t>15:26,</w:t>
+      </w:r>
       <w:r>
         <w:rPr>
           <w:lang w:val="es_ES" w:bidi="es_ES"/>
         </w:rPr>
         <w:t xml:space="preserve"> ver también </w:t>
       </w:r>
-      <w:hyperlink r:id="rId58">
-        <w:r>
-          <w:rPr>
-            <w:lang w:val="es_ES" w:bidi="es_ES"/>
-          </w:rPr>
-          <w:rPr>
-            <w:color w:val="0000EE"/>
-            <w:u w:val="single"/>
-          </w:rPr>
-          <w:t>1 Co 16:1–4,</w:t>
-        </w:r>
-      </w:hyperlink>
+      <w:r>
+        <w:rPr>
+          <w:lang w:val="es_ES" w:bidi="es_ES"/>
+        </w:rPr>
+        <w:t>1 Co 16:1–4,</w:t>
+      </w:r>
       <w:r>
         <w:rPr>
           <w:lang w:val="es_ES" w:bidi="es_ES"/>
         </w:rPr>
         <w:t xml:space="preserve"> </w:t>
       </w:r>
-      <w:hyperlink r:id="rId59">
-        <w:r>
-          <w:rPr>
-            <w:lang w:val="es_ES" w:bidi="es_ES"/>
-          </w:rPr>
-          <w:rPr>
-            <w:color w:val="0000EE"/>
-            <w:u w:val="single"/>
-          </w:rPr>
-          <w:t>2 Co 8:1–9:15</w:t>
-        </w:r>
-      </w:hyperlink>
+      <w:r>
+        <w:rPr>
+          <w:lang w:val="es_ES" w:bidi="es_ES"/>
+        </w:rPr>
+        <w:t>2 Co 8:1–9:15</w:t>
+      </w:r>
       <w:r>
         <w:rPr>
           <w:lang w:val="es_ES" w:bidi="es_ES"/>
         </w:rPr>
         <w:t>). (3) Después de visitar Jerusalén para entregar la colecta, Pablo planeaba ir a Roma (</w:t>
       </w:r>
-      <w:hyperlink r:id="rId60">
-        <w:r>
-          <w:rPr>
-            <w:lang w:val="es_ES" w:bidi="es_ES"/>
-          </w:rPr>
-          <w:rPr>
-            <w:color w:val="0000EE"/>
-            <w:u w:val="single"/>
-          </w:rPr>
-          <w:t>Ro 15:24</w:t>
-        </w:r>
-      </w:hyperlink>
+      <w:r>
+        <w:rPr>
+          <w:lang w:val="es_ES" w:bidi="es_ES"/>
+        </w:rPr>
+        <w:t>Ro 15:24</w:t>
+      </w:r>
       <w:r>
         <w:rPr>
           <w:lang w:val="es_ES" w:bidi="es_ES"/>
         </w:rPr>
         <w:t xml:space="preserve">). (4) Una larga estancia con los cristianos romanos no era el objetivo final de Pablo, como deja claro el lenguaje de </w:t>
       </w:r>
-      <w:hyperlink r:id="rId60">
-        <w:r>
-          <w:rPr>
-            <w:lang w:val="es_ES" w:bidi="es_ES"/>
-          </w:rPr>
-          <w:rPr>
-            <w:color w:val="0000EE"/>
-            <w:u w:val="single"/>
-          </w:rPr>
-          <w:t>15:24</w:t>
-        </w:r>
-      </w:hyperlink>
+      <w:r>
+        <w:rPr>
+          <w:lang w:val="es_ES" w:bidi="es_ES"/>
+        </w:rPr>
+        <w:t>15:24</w:t>
+      </w:r>
       <w:r>
         <w:rPr>
           <w:lang w:val="es_ES" w:bidi="es_ES"/>
         </w:rPr>
         <w:t xml:space="preserve"> (“hacer una parada”). Su objetivo final era España, donde podría seguir su llamado de plantar iglesias en lugares “donde el nombre de Cristo nunca ha sido escuchado” (</w:t>
       </w:r>
-      <w:hyperlink r:id="rId61">
-        <w:r>
-          <w:rPr>
-            <w:lang w:val="es_ES" w:bidi="es_ES"/>
-          </w:rPr>
-          <w:rPr>
-            <w:color w:val="0000EE"/>
-            <w:u w:val="single"/>
-          </w:rPr>
-          <w:t>15:20</w:t>
-        </w:r>
-      </w:hyperlink>
+      <w:r>
+        <w:rPr>
+          <w:lang w:val="es_ES" w:bidi="es_ES"/>
+        </w:rPr>
+        <w:t>15:20</w:t>
+      </w:r>
       <w:r>
         <w:rPr>
           <w:lang w:val="es_ES" w:bidi="es_ES"/>
         </w:rPr>
         <w:t>,</w:t>
       </w:r>
-      <w:hyperlink r:id="rId60">
-        <w:r>
-          <w:rPr>
-            <w:lang w:val="es_ES" w:bidi="es_ES"/>
-          </w:rPr>
-          <w:rPr>
-            <w:color w:val="0000EE"/>
-            <w:u w:val="single"/>
-          </w:rPr>
-          <w:t>24</w:t>
-        </w:r>
-      </w:hyperlink>
+      <w:r>
+        <w:rPr>
+          <w:lang w:val="es_ES" w:bidi="es_ES"/>
+        </w:rPr>
+        <w:t>24</w:t>
+      </w:r>
       <w:r>
         <w:rPr>
           <w:lang w:val="es_ES" w:bidi="es_ES"/>
@@ -1441,36 +1123,24 @@
         </w:rPr>
         <w:t>Pablo se encontraba en un momento crucial en su ministerio (</w:t>
       </w:r>
-      <w:hyperlink r:id="rId61">
-        <w:r>
-          <w:rPr>
-            <w:lang w:val="es_ES" w:bidi="es_ES"/>
-          </w:rPr>
-          <w:rPr>
-            <w:color w:val="0000EE"/>
-            <w:u w:val="single"/>
-          </w:rPr>
-          <w:t>15:20</w:t>
-        </w:r>
-      </w:hyperlink>
+      <w:r>
+        <w:rPr>
+          <w:lang w:val="es_ES" w:bidi="es_ES"/>
+        </w:rPr>
+        <w:t>15:20</w:t>
+      </w:r>
       <w:r>
         <w:rPr>
           <w:lang w:val="es_ES" w:bidi="es_ES"/>
         </w:rPr>
         <w:t>). Había “presentado plenamente” las Buenas Nuevas en la región del Mediterráneo oriental (</w:t>
       </w:r>
-      <w:hyperlink r:id="rId55">
-        <w:r>
-          <w:rPr>
-            <w:lang w:val="es_ES" w:bidi="es_ES"/>
-          </w:rPr>
-          <w:rPr>
-            <w:color w:val="0000EE"/>
-            <w:u w:val="single"/>
-          </w:rPr>
-          <w:t>15:19</w:t>
-        </w:r>
-      </w:hyperlink>
+      <w:r>
+        <w:rPr>
+          <w:lang w:val="es_ES" w:bidi="es_ES"/>
+        </w:rPr>
+        <w:t>15:19</w:t>
+      </w:r>
       <w:r>
         <w:rPr>
           <w:lang w:val="es_ES" w:bidi="es_ES"/>
@@ -1505,18 +1175,12 @@
         </w:rPr>
         <w:t>Entonces surge otro propósito: Pablo quería reunir apoyo de los cristianos romanos para su nueva misión en España. La "iglesia de envío" de Pablo, Antioquía, estaba a miles de kilómetros de España. Mientras el apóstol buscaba una nueva iglesia para asociarse con él, su atención naturalmente se dirigió a la iglesia en Roma (</w:t>
       </w:r>
-      <w:hyperlink r:id="rId60">
-        <w:r>
-          <w:rPr>
-            <w:lang w:val="es_ES" w:bidi="es_ES"/>
-          </w:rPr>
-          <w:rPr>
-            <w:color w:val="0000EE"/>
-            <w:u w:val="single"/>
-          </w:rPr>
-          <w:t>15:24</w:t>
-        </w:r>
-      </w:hyperlink>
+      <w:r>
+        <w:rPr>
+          <w:lang w:val="es_ES" w:bidi="es_ES"/>
+        </w:rPr>
+        <w:t>15:24</w:t>
+      </w:r>
       <w:r>
         <w:rPr>
           <w:lang w:val="es_ES" w:bidi="es_ES"/>
@@ -1537,18 +1201,12 @@
         </w:rPr>
         <w:t xml:space="preserve">Pablo también escribió por una tercera razón: sanar una división en la comunidad cristiana en Roma, que estaba en desacuerdo sobre hasta qué punto la ley del Antiguo Testamento debería seguir guiando a los creyentes (ver </w:t>
       </w:r>
-      <w:hyperlink r:id="rId49">
-        <w:r>
-          <w:rPr>
-            <w:lang w:val="es_ES" w:bidi="es_ES"/>
-          </w:rPr>
-          <w:rPr>
-            <w:color w:val="0000EE"/>
-            <w:u w:val="single"/>
-          </w:rPr>
-          <w:t>14:1–15:13</w:t>
-        </w:r>
-      </w:hyperlink>
+      <w:r>
+        <w:rPr>
+          <w:lang w:val="es_ES" w:bidi="es_ES"/>
+        </w:rPr>
+        <w:t>14:1–15:13</w:t>
+      </w:r>
       <w:r>
         <w:rPr>
           <w:lang w:val="es_ES" w:bidi="es_ES"/>
@@ -1605,18 +1263,12 @@
         </w:rPr>
         <w:t xml:space="preserve">Desde la época de la Reforma, Romanos ha sido leído como una carta sobre la salvación individual. Siguiendo el ejemplo de Martín Lutero, cuyo propio peregrinaje espiritual estaba estrechamente ligado a Romanos, los Reformadores (como Juan Calvino y Ulrico Zwinglio) vieron en esta carta la expresión bíblica clásica de la verdad de que los seres humanos son justificados ante Dios por su fe en Cristo y no por su propio esfuerzo. Los Reformadores veían a Pablo como alguien que luchaba contra un judaísmo legalista que insistía en que las personas debían obedecer la ley para ser salvadas. La preocupación judía por la ley había llevado a muchos judíos a suponer que la fidelidad a la ley era suficiente para la salvación (por ejemplo, </w:t>
       </w:r>
-      <w:hyperlink r:id="rId62">
-        <w:r>
-          <w:rPr>
-            <w:lang w:val="es_ES" w:bidi="es_ES"/>
-          </w:rPr>
-          <w:rPr>
-            <w:color w:val="0000EE"/>
-            <w:u w:val="single"/>
-          </w:rPr>
-          <w:t>10:1–4</w:t>
-        </w:r>
-      </w:hyperlink>
+      <w:r>
+        <w:rPr>
+          <w:lang w:val="es_ES" w:bidi="es_ES"/>
+        </w:rPr>
+        <w:t>10:1–4</w:t>
+      </w:r>
       <w:r>
         <w:rPr>
           <w:lang w:val="es_ES" w:bidi="es_ES"/>
